--- a/ADG/최종실습시험/04_Snapshot과_LogicalStandby/04_Snapshot과_LogicalStandby_문제지.docx
+++ b/ADG/최종실습시험/04_Snapshot과_LogicalStandby/04_Snapshot과_LogicalStandby_문제지.docx
@@ -38,7 +38,23 @@
           <w:b w:val="0"/>
           <w:sz w:val="20"/>
         </w:rPr>
-        <w:t>이 시험은 Active Data Guard 과정 11장~12장에서 다룬 Snapshot Standby 와 Logical Standby 를 다룬다. 두 유형 모두 **Standby 를 잠시 또는 계속 쓰기 가능한 상태로 만드는 것**이지만, 되돌릴 수 있는지가 결정적으로 다르다.</w:t>
+        <w:t xml:space="preserve">이 시험은 Active Data Guard 과정 11장~12장에서 다룬 Snapshot Standby 와 Logical Standby 를 다룬다. 두 유형 모두 </w:t>
+      </w:r>
+      <w:r>
+        <w:rPr>
+          <w:rFonts w:ascii="맑은 고딕" w:hAnsi="맑은 고딕" w:eastAsia="맑은 고딕"/>
+          <w:b w:val="0"/>
+          <w:sz w:val="20"/>
+        </w:rPr>
+        <w:t xml:space="preserve">Standby 를 잠시 또는 계속 쓰기 가능한 상태로 만드는 것</w:t>
+      </w:r>
+      <w:r>
+        <w:rPr>
+          <w:rFonts w:ascii="맑은 고딕" w:hAnsi="맑은 고딕" w:eastAsia="맑은 고딕"/>
+          <w:b w:val="0"/>
+          <w:sz w:val="20"/>
+        </w:rPr>
+        <w:t xml:space="preserve">이지만, 되돌릴 수 있는지가 결정적으로 다르다.</w:t>
       </w:r>
     </w:p>
     <w:p>
@@ -51,7 +67,15 @@
           <w:b w:val="0"/>
           <w:sz w:val="20"/>
         </w:rPr>
-        <w:t>**Snapshot Standby(Section 1·2)는 실제로 전환하고 되돌린다.** 설계 자체가 왕복을 전제로 하므로 안전하다.</w:t>
+        <w:t xml:space="preserve">Snapshot Standby(Section 1·2)는 실제로 전환하고 되돌린다.</w:t>
+      </w:r>
+      <w:r>
+        <w:rPr>
+          <w:rFonts w:ascii="맑은 고딕" w:hAnsi="맑은 고딕" w:eastAsia="맑은 고딕"/>
+          <w:b w:val="0"/>
+          <w:sz w:val="20"/>
+        </w:rPr>
+        <w:t xml:space="preserve"> 설계 자체가 왕복을 전제로 하므로 안전하다.</w:t>
       </w:r>
     </w:p>
     <w:p>
@@ -64,7 +88,47 @@
           <w:b w:val="0"/>
           <w:sz w:val="20"/>
         </w:rPr>
-        <w:t>**Logical Standby(Section 3·4·5)의 전환은 되돌릴 수 없으므로 이 시험에서 수행하지 않는다.** 대신 전제 조건을 실제로 점검하고, 되돌릴 수 있는 준비 작업(`DBMS_LOGSTDBY.BUILD`)까지만 수행한 뒤, **주어진 출력을 판독하고 절차를 설계**한다. 이 구분을 지키지 않고 전환을 실행한 답안은 시험 전체를 0점으로 처리한다.</w:t>
+        <w:t xml:space="preserve">Logical Standby(Section 3·4·5)의 전환은 되돌릴 수 없으므로 이 시험에서 수행하지 않는다.</w:t>
+      </w:r>
+      <w:r>
+        <w:rPr>
+          <w:rFonts w:ascii="맑은 고딕" w:hAnsi="맑은 고딕" w:eastAsia="맑은 고딕"/>
+          <w:b w:val="0"/>
+          <w:sz w:val="20"/>
+        </w:rPr>
+        <w:t xml:space="preserve"> 대신 전제 조건을 실제로 점검하고, 되돌릴 수 있는 준비 작업(</w:t>
+      </w:r>
+      <w:r>
+        <w:rPr>
+          <w:rFonts w:ascii="Consolas" w:hAnsi="Consolas" w:eastAsia="맑은 고딕"/>
+          <w:b w:val="0"/>
+          <w:sz w:val="20"/>
+        </w:rPr>
+        <w:t xml:space="preserve">DBMS_LOGSTDBY.BUILD</w:t>
+      </w:r>
+      <w:r>
+        <w:rPr>
+          <w:rFonts w:ascii="맑은 고딕" w:hAnsi="맑은 고딕" w:eastAsia="맑은 고딕"/>
+          <w:b w:val="0"/>
+          <w:sz w:val="20"/>
+        </w:rPr>
+        <w:t xml:space="preserve">)까지만 수행한 뒤, </w:t>
+      </w:r>
+      <w:r>
+        <w:rPr>
+          <w:rFonts w:ascii="맑은 고딕" w:hAnsi="맑은 고딕" w:eastAsia="맑은 고딕"/>
+          <w:b w:val="0"/>
+          <w:sz w:val="20"/>
+        </w:rPr>
+        <w:t xml:space="preserve">주어진 출력을 판독하고 절차를 설계</w:t>
+      </w:r>
+      <w:r>
+        <w:rPr>
+          <w:rFonts w:ascii="맑은 고딕" w:hAnsi="맑은 고딕" w:eastAsia="맑은 고딕"/>
+          <w:b w:val="0"/>
+          <w:sz w:val="20"/>
+        </w:rPr>
+        <w:t xml:space="preserve">한다. 이 구분을 지키지 않고 전환을 실행한 답안은 시험 전체를 0점으로 처리한다.</w:t>
       </w:r>
     </w:p>
     <w:p>
@@ -77,7 +141,23 @@
           <w:b w:val="0"/>
           <w:sz w:val="20"/>
         </w:rPr>
-        <w:t>모든 과제는 수행 명령과 함께 판정 근거를 요구한다. 오류를 재현하라는 과제에서는 **오류 번호를 그대로 기록**해야 하며, 번호 없이 "실패했다"고만 쓴 답안은 0점으로 처리한다.</w:t>
+        <w:t xml:space="preserve">모든 과제는 수행 명령과 함께 판정 근거를 요구한다. 오류를 재현하라는 과제에서는 </w:t>
+      </w:r>
+      <w:r>
+        <w:rPr>
+          <w:rFonts w:ascii="맑은 고딕" w:hAnsi="맑은 고딕" w:eastAsia="맑은 고딕"/>
+          <w:b w:val="0"/>
+          <w:sz w:val="20"/>
+        </w:rPr>
+        <w:t xml:space="preserve">오류 번호를 그대로 기록</w:t>
+      </w:r>
+      <w:r>
+        <w:rPr>
+          <w:rFonts w:ascii="맑은 고딕" w:hAnsi="맑은 고딕" w:eastAsia="맑은 고딕"/>
+          <w:b w:val="0"/>
+          <w:sz w:val="20"/>
+        </w:rPr>
+        <w:t xml:space="preserve">해야 하며, 번호 없이 "실패했다"고만 쓴 답안은 0점으로 처리한다.</w:t>
       </w:r>
     </w:p>
     <w:p>
@@ -342,11 +422,11 @@
             </w:pPr>
             <w:r>
               <w:rPr>
-                <w:rFonts w:ascii="맑은 고딕" w:hAnsi="맑은 고딕" w:eastAsia="맑은 고딕"/>
+                <w:rFonts w:ascii="Consolas" w:hAnsi="Consolas" w:eastAsia="맑은 고딕"/>
                 <w:b w:val="0"/>
                 <w:sz w:val="19"/>
               </w:rPr>
-              <w:t>`FLASHBACK_ON`</w:t>
+              <w:t xml:space="preserve">FLASHBACK_ON</w:t>
             </w:r>
           </w:p>
         </w:tc>
@@ -364,7 +444,15 @@
                 <w:b w:val="0"/>
                 <w:sz w:val="19"/>
               </w:rPr>
-              <w:t>**NO** — 그런데도 Snapshot 전환은 된다. 왜인지가 과제다</w:t>
+              <w:t xml:space="preserve">NO</w:t>
+            </w:r>
+            <w:r>
+              <w:rPr>
+                <w:rFonts w:ascii="맑은 고딕" w:hAnsi="맑은 고딕" w:eastAsia="맑은 고딕"/>
+                <w:b w:val="0"/>
+                <w:sz w:val="19"/>
+              </w:rPr>
+              <w:t xml:space="preserve"> — 그런데도 Snapshot 전환은 된다. 왜인지가 과제다</w:t>
             </w:r>
           </w:p>
         </w:tc>
@@ -1166,7 +1254,15 @@
           <w:b w:val="0"/>
           <w:sz w:val="20"/>
         </w:rPr>
-        <w:t>70점 이상을 통과 기준으로 한다. Section 1·2 는 실제 전환이므로 시간이 든다. **6번을 하지 않으면 Standby 가 Snapshot 인 채로 남는다.**</w:t>
+        <w:t xml:space="preserve">70점 이상을 통과 기준으로 한다. Section 1·2 는 실제 전환이므로 시간이 든다. </w:t>
+      </w:r>
+      <w:r>
+        <w:rPr>
+          <w:rFonts w:ascii="맑은 고딕" w:hAnsi="맑은 고딕" w:eastAsia="맑은 고딕"/>
+          <w:b w:val="0"/>
+          <w:sz w:val="20"/>
+        </w:rPr>
+        <w:t xml:space="preserve">6번을 하지 않으면 Standby 가 Snapshot 인 채로 남는다.</w:t>
       </w:r>
     </w:p>
     <w:p>
@@ -1221,7 +1317,23 @@
           <w:b w:val="0"/>
           <w:sz w:val="20"/>
         </w:rPr>
-        <w:t>- **Section 2 의 6번은 반드시 수행한다.** 4·5번만 하고 종료하면 Standby 가 Snapshot 상태로 남아 Section 3 이후가 성립하지 않는다.</w:t>
+        <w:t xml:space="preserve">- </w:t>
+      </w:r>
+      <w:r>
+        <w:rPr>
+          <w:rFonts w:ascii="맑은 고딕" w:hAnsi="맑은 고딕" w:eastAsia="맑은 고딕"/>
+          <w:b w:val="0"/>
+          <w:sz w:val="20"/>
+        </w:rPr>
+        <w:t xml:space="preserve">Section 2 의 6번은 반드시 수행한다.</w:t>
+      </w:r>
+      <w:r>
+        <w:rPr>
+          <w:rFonts w:ascii="맑은 고딕" w:hAnsi="맑은 고딕" w:eastAsia="맑은 고딕"/>
+          <w:b w:val="0"/>
+          <w:sz w:val="20"/>
+        </w:rPr>
+        <w:t xml:space="preserve"> 4·5번만 하고 종료하면 Standby 가 Snapshot 상태로 남아 Section 3 이후가 성립하지 않는다.</w:t>
       </w:r>
     </w:p>
     <w:p>
@@ -1262,7 +1374,23 @@
           <w:b/>
           <w:sz w:val="19"/>
         </w:rPr>
-        <w:t>※ 이 시험의 모든 과제는 개인 실습 환경 전용이다. Standby 역할 전환, 보장 복원 지점 생성, 보충 로깅 변경이 포함되어 있으므로 운영 데이터베이스나 공용 서버에서는 절대 수행하지 않는다. **`ALTER DATABASE RECOVER TO LOGICAL STANDBY` 는 이 시험의 범위가 아니며 실행해서는 안 된다.**</w:t>
+        <w:t xml:space="preserve">※ 이 시험의 모든 과제는 개인 실습 환경 전용이다. Standby 역할 전환, 보장 복원 지점 생성, 보충 로깅 변경이 포함되어 있으므로 운영 데이터베이스나 공용 서버에서는 절대 수행하지 않는다. </w:t>
+      </w:r>
+      <w:r>
+        <w:rPr>
+          <w:rFonts w:ascii="Consolas" w:hAnsi="Consolas" w:eastAsia="맑은 고딕"/>
+          <w:b/>
+          <w:sz w:val="19"/>
+        </w:rPr>
+        <w:t xml:space="preserve">ALTER DATABASE RECOVER TO LOGICAL STANDBY</w:t>
+      </w:r>
+      <w:r>
+        <w:rPr>
+          <w:rFonts w:ascii="맑은 고딕" w:hAnsi="맑은 고딕" w:eastAsia="맑은 고딕"/>
+          <w:b/>
+          <w:sz w:val="19"/>
+        </w:rPr>
+        <w:t xml:space="preserve"> 는 이 시험의 범위가 아니며 실행해서는 안 된다.</w:t>
       </w:r>
     </w:p>
     <w:p>
@@ -1329,7 +1457,55 @@
           <w:b w:val="0"/>
           <w:sz w:val="20"/>
         </w:rPr>
-        <w:t>- `FLASHBACK_ON` 값을 확인할 것. **이 값이 `NO` 인데도 전환이 가능한지** 판정하고 근거를 제시할 것</w:t>
+        <w:t xml:space="preserve">- </w:t>
+      </w:r>
+      <w:r>
+        <w:rPr>
+          <w:rFonts w:ascii="Consolas" w:hAnsi="Consolas" w:eastAsia="맑은 고딕"/>
+          <w:b w:val="0"/>
+          <w:sz w:val="20"/>
+        </w:rPr>
+        <w:t xml:space="preserve">FLASHBACK_ON</w:t>
+      </w:r>
+      <w:r>
+        <w:rPr>
+          <w:rFonts w:ascii="맑은 고딕" w:hAnsi="맑은 고딕" w:eastAsia="맑은 고딕"/>
+          <w:b w:val="0"/>
+          <w:sz w:val="20"/>
+        </w:rPr>
+        <w:t xml:space="preserve"> 값을 확인할 것. </w:t>
+      </w:r>
+      <w:r>
+        <w:rPr>
+          <w:rFonts w:ascii="맑은 고딕" w:hAnsi="맑은 고딕" w:eastAsia="맑은 고딕"/>
+          <w:b w:val="0"/>
+          <w:sz w:val="20"/>
+        </w:rPr>
+        <w:t xml:space="preserve">이 값이 </w:t>
+      </w:r>
+      <w:r>
+        <w:rPr>
+          <w:rFonts w:ascii="Consolas" w:hAnsi="Consolas" w:eastAsia="맑은 고딕"/>
+          <w:b w:val="0"/>
+          <w:sz w:val="20"/>
+        </w:rPr>
+        <w:t xml:space="preserve">NO</w:t>
+      </w:r>
+      <w:r>
+        <w:rPr>
+          <w:rFonts w:ascii="맑은 고딕" w:hAnsi="맑은 고딕" w:eastAsia="맑은 고딕"/>
+          <w:b w:val="0"/>
+          <w:sz w:val="20"/>
+        </w:rPr>
+        <w:t xml:space="preserve"> 인데도 전환이 가능한지</w:t>
+      </w:r>
+      <w:r>
+        <w:rPr>
+          <w:rFonts w:ascii="맑은 고딕" w:hAnsi="맑은 고딕" w:eastAsia="맑은 고딕"/>
+          <w:b w:val="0"/>
+          <w:sz w:val="20"/>
+        </w:rPr>
+        <w:t xml:space="preserve"> 판정하고 근거를 제시할 것</w:t>
       </w:r>
     </w:p>
     <w:p>
@@ -1343,7 +1519,31 @@
           <w:b w:val="0"/>
           <w:sz w:val="20"/>
         </w:rPr>
-        <w:t>- FRA 의 전체 크기와 사용량을 조회할 것. 사용 유형별 내역도 함께 조회하고 **`FLASHBACK LOG` 항목이 있는지** 확인할 것</w:t>
+        <w:t xml:space="preserve">- FRA 의 전체 크기와 사용량을 조회할 것. 사용 유형별 내역도 함께 조회하고 </w:t>
+      </w:r>
+      <w:r>
+        <w:rPr>
+          <w:rFonts w:ascii="Consolas" w:hAnsi="Consolas" w:eastAsia="맑은 고딕"/>
+          <w:b w:val="0"/>
+          <w:sz w:val="20"/>
+        </w:rPr>
+        <w:t xml:space="preserve">FLASHBACK LOG</w:t>
+      </w:r>
+      <w:r>
+        <w:rPr>
+          <w:rFonts w:ascii="맑은 고딕" w:hAnsi="맑은 고딕" w:eastAsia="맑은 고딕"/>
+          <w:b w:val="0"/>
+          <w:sz w:val="20"/>
+        </w:rPr>
+        <w:t xml:space="preserve"> 항목이 있는지</w:t>
+      </w:r>
+      <w:r>
+        <w:rPr>
+          <w:rFonts w:ascii="맑은 고딕" w:hAnsi="맑은 고딕" w:eastAsia="맑은 고딕"/>
+          <w:b w:val="0"/>
+          <w:sz w:val="20"/>
+        </w:rPr>
+        <w:t xml:space="preserve"> 확인할 것</w:t>
       </w:r>
     </w:p>
     <w:p>
@@ -1398,7 +1598,39 @@
           <w:b w:val="0"/>
           <w:sz w:val="20"/>
         </w:rPr>
-        <w:t>- **적용이 도는 상태 그대로** 전환을 시도할 것. **오류 번호를 모두 기록**할 것 (두 개 이상 나온다)</w:t>
+        <w:t xml:space="preserve">- </w:t>
+      </w:r>
+      <w:r>
+        <w:rPr>
+          <w:rFonts w:ascii="맑은 고딕" w:hAnsi="맑은 고딕" w:eastAsia="맑은 고딕"/>
+          <w:b w:val="0"/>
+          <w:sz w:val="20"/>
+        </w:rPr>
+        <w:t xml:space="preserve">적용이 도는 상태 그대로</w:t>
+      </w:r>
+      <w:r>
+        <w:rPr>
+          <w:rFonts w:ascii="맑은 고딕" w:hAnsi="맑은 고딕" w:eastAsia="맑은 고딕"/>
+          <w:b w:val="0"/>
+          <w:sz w:val="20"/>
+        </w:rPr>
+        <w:t xml:space="preserve"> 전환을 시도할 것. </w:t>
+      </w:r>
+      <w:r>
+        <w:rPr>
+          <w:rFonts w:ascii="맑은 고딕" w:hAnsi="맑은 고딕" w:eastAsia="맑은 고딕"/>
+          <w:b w:val="0"/>
+          <w:sz w:val="20"/>
+        </w:rPr>
+        <w:t xml:space="preserve">오류 번호를 모두 기록</w:t>
+      </w:r>
+      <w:r>
+        <w:rPr>
+          <w:rFonts w:ascii="맑은 고딕" w:hAnsi="맑은 고딕" w:eastAsia="맑은 고딕"/>
+          <w:b w:val="0"/>
+          <w:sz w:val="20"/>
+        </w:rPr>
+        <w:t xml:space="preserve">할 것 (두 개 이상 나온다)</w:t>
       </w:r>
     </w:p>
     <w:p>
@@ -1412,7 +1644,23 @@
           <w:b w:val="0"/>
           <w:sz w:val="20"/>
         </w:rPr>
-        <w:t>- 오류 메시지 안에 무엇이 드러나는지 지목할 것. 그것이 전환의 **첫 단계가 무엇인지** 알려 준다</w:t>
+        <w:t xml:space="preserve">- 오류 메시지 안에 무엇이 드러나는지 지목할 것. 그것이 전환의 </w:t>
+      </w:r>
+      <w:r>
+        <w:rPr>
+          <w:rFonts w:ascii="맑은 고딕" w:hAnsi="맑은 고딕" w:eastAsia="맑은 고딕"/>
+          <w:b w:val="0"/>
+          <w:sz w:val="20"/>
+        </w:rPr>
+        <w:t xml:space="preserve">첫 단계가 무엇인지</w:t>
+      </w:r>
+      <w:r>
+        <w:rPr>
+          <w:rFonts w:ascii="맑은 고딕" w:hAnsi="맑은 고딕" w:eastAsia="맑은 고딕"/>
+          <w:b w:val="0"/>
+          <w:sz w:val="20"/>
+        </w:rPr>
+        <w:t xml:space="preserve"> 알려 준다</w:t>
       </w:r>
     </w:p>
     <w:p>
@@ -1426,7 +1674,23 @@
           <w:b w:val="0"/>
           <w:sz w:val="20"/>
         </w:rPr>
-        <w:t>- 적용을 멈추고 `OPEN_MODE` 가 어떻게 바뀌는지 기록할 것</w:t>
+        <w:t xml:space="preserve">- 적용을 멈추고 </w:t>
+      </w:r>
+      <w:r>
+        <w:rPr>
+          <w:rFonts w:ascii="Consolas" w:hAnsi="Consolas" w:eastAsia="맑은 고딕"/>
+          <w:b w:val="0"/>
+          <w:sz w:val="20"/>
+        </w:rPr>
+        <w:t xml:space="preserve">OPEN_MODE</w:t>
+      </w:r>
+      <w:r>
+        <w:rPr>
+          <w:rFonts w:ascii="맑은 고딕" w:hAnsi="맑은 고딕" w:eastAsia="맑은 고딕"/>
+          <w:b w:val="0"/>
+          <w:sz w:val="20"/>
+        </w:rPr>
+        <w:t xml:space="preserve"> 가 어떻게 바뀌는지 기록할 것</w:t>
       </w:r>
     </w:p>
     <w:p>
@@ -1440,7 +1704,39 @@
           <w:b w:val="0"/>
           <w:sz w:val="20"/>
         </w:rPr>
-        <w:t>- **열린 채로 전환이 되는지** 확인할 것. `MOUNT` 로 내려야 하는지 판정할 것</w:t>
+        <w:t xml:space="preserve">- </w:t>
+      </w:r>
+      <w:r>
+        <w:rPr>
+          <w:rFonts w:ascii="맑은 고딕" w:hAnsi="맑은 고딕" w:eastAsia="맑은 고딕"/>
+          <w:b w:val="0"/>
+          <w:sz w:val="20"/>
+        </w:rPr>
+        <w:t xml:space="preserve">열린 채로 전환이 되는지</w:t>
+      </w:r>
+      <w:r>
+        <w:rPr>
+          <w:rFonts w:ascii="맑은 고딕" w:hAnsi="맑은 고딕" w:eastAsia="맑은 고딕"/>
+          <w:b w:val="0"/>
+          <w:sz w:val="20"/>
+        </w:rPr>
+        <w:t xml:space="preserve"> 확인할 것. </w:t>
+      </w:r>
+      <w:r>
+        <w:rPr>
+          <w:rFonts w:ascii="Consolas" w:hAnsi="Consolas" w:eastAsia="맑은 고딕"/>
+          <w:b w:val="0"/>
+          <w:sz w:val="20"/>
+        </w:rPr>
+        <w:t xml:space="preserve">MOUNT</w:t>
+      </w:r>
+      <w:r>
+        <w:rPr>
+          <w:rFonts w:ascii="맑은 고딕" w:hAnsi="맑은 고딕" w:eastAsia="맑은 고딕"/>
+          <w:b w:val="0"/>
+          <w:sz w:val="20"/>
+        </w:rPr>
+        <w:t xml:space="preserve"> 로 내려야 하는지 판정할 것</w:t>
       </w:r>
     </w:p>
     <w:p>
@@ -1454,7 +1750,15 @@
           <w:b w:val="0"/>
           <w:sz w:val="20"/>
         </w:rPr>
-        <w:t>- 전환 후 네 개의 값을 조회해 기록할 것 — 역할·개방 모드·컨트롤 파일 유형·`FLASHBACK_ON`</w:t>
+        <w:t xml:space="preserve">- 전환 후 네 개의 값을 조회해 기록할 것 — 역할·개방 모드·컨트롤 파일 유형·</w:t>
+      </w:r>
+      <w:r>
+        <w:rPr>
+          <w:rFonts w:ascii="Consolas" w:hAnsi="Consolas" w:eastAsia="맑은 고딕"/>
+          <w:b w:val="0"/>
+          <w:sz w:val="20"/>
+        </w:rPr>
+        <w:t xml:space="preserve">FLASHBACK_ON</w:t>
       </w:r>
     </w:p>
     <w:p>
@@ -1468,7 +1772,39 @@
           <w:b w:val="0"/>
           <w:sz w:val="20"/>
         </w:rPr>
-        <w:t>- `V$ARCHIVE_DEST_STATUS` 의 `RECOVERY_MODE` 가 어떻게 되는지 확인하고 해석할 것</w:t>
+        <w:t xml:space="preserve">- </w:t>
+      </w:r>
+      <w:r>
+        <w:rPr>
+          <w:rFonts w:ascii="Consolas" w:hAnsi="Consolas" w:eastAsia="맑은 고딕"/>
+          <w:b w:val="0"/>
+          <w:sz w:val="20"/>
+        </w:rPr>
+        <w:t xml:space="preserve">V$ARCHIVE_DEST_STATUS</w:t>
+      </w:r>
+      <w:r>
+        <w:rPr>
+          <w:rFonts w:ascii="맑은 고딕" w:hAnsi="맑은 고딕" w:eastAsia="맑은 고딕"/>
+          <w:b w:val="0"/>
+          <w:sz w:val="20"/>
+        </w:rPr>
+        <w:t xml:space="preserve"> 의 </w:t>
+      </w:r>
+      <w:r>
+        <w:rPr>
+          <w:rFonts w:ascii="Consolas" w:hAnsi="Consolas" w:eastAsia="맑은 고딕"/>
+          <w:b w:val="0"/>
+          <w:sz w:val="20"/>
+        </w:rPr>
+        <w:t xml:space="preserve">RECOVERY_MODE</w:t>
+      </w:r>
+      <w:r>
+        <w:rPr>
+          <w:rFonts w:ascii="맑은 고딕" w:hAnsi="맑은 고딕" w:eastAsia="맑은 고딕"/>
+          <w:b w:val="0"/>
+          <w:sz w:val="20"/>
+        </w:rPr>
+        <w:t xml:space="preserve"> 가 어떻게 되는지 확인하고 해석할 것</w:t>
       </w:r>
     </w:p>
     <w:p>
@@ -1495,7 +1831,23 @@
           <w:b w:val="0"/>
           <w:sz w:val="20"/>
         </w:rPr>
-        <w:t>- 복원 지점을 조회할 것. **이름의 형식**을 기록하고 누가 만들었는지 밝힐 것</w:t>
+        <w:t xml:space="preserve">- 복원 지점을 조회할 것. </w:t>
+      </w:r>
+      <w:r>
+        <w:rPr>
+          <w:rFonts w:ascii="맑은 고딕" w:hAnsi="맑은 고딕" w:eastAsia="맑은 고딕"/>
+          <w:b w:val="0"/>
+          <w:sz w:val="20"/>
+        </w:rPr>
+        <w:t xml:space="preserve">이름의 형식</w:t>
+      </w:r>
+      <w:r>
+        <w:rPr>
+          <w:rFonts w:ascii="맑은 고딕" w:hAnsi="맑은 고딕" w:eastAsia="맑은 고딕"/>
+          <w:b w:val="0"/>
+          <w:sz w:val="20"/>
+        </w:rPr>
+        <w:t xml:space="preserve">을 기록하고 누가 만들었는지 밝힐 것</w:t>
       </w:r>
     </w:p>
     <w:p>
@@ -1523,7 +1875,23 @@
           <w:b w:val="0"/>
           <w:sz w:val="20"/>
         </w:rPr>
-        <w:t>- 같은 시점의 `CURRENT_SCN` 을 조회할 것. 값이 이상하다면 그 이유를 밝힐 것</w:t>
+        <w:t xml:space="preserve">- 같은 시점의 </w:t>
+      </w:r>
+      <w:r>
+        <w:rPr>
+          <w:rFonts w:ascii="Consolas" w:hAnsi="Consolas" w:eastAsia="맑은 고딕"/>
+          <w:b w:val="0"/>
+          <w:sz w:val="20"/>
+        </w:rPr>
+        <w:t xml:space="preserve">CURRENT_SCN</w:t>
+      </w:r>
+      <w:r>
+        <w:rPr>
+          <w:rFonts w:ascii="맑은 고딕" w:hAnsi="맑은 고딕" w:eastAsia="맑은 고딕"/>
+          <w:b w:val="0"/>
+          <w:sz w:val="20"/>
+        </w:rPr>
+        <w:t xml:space="preserve"> 을 조회할 것. 값이 이상하다면 그 이유를 밝힐 것</w:t>
       </w:r>
     </w:p>
     <w:p>
@@ -1537,7 +1905,39 @@
           <w:b w:val="0"/>
           <w:sz w:val="20"/>
         </w:rPr>
-        <w:t>- `GUARANTEE_FLASHBACK_DATABASE` 값을 확인하고, 그 값이 뜻하는 바와 **위험**을 서술할 것</w:t>
+        <w:t xml:space="preserve">- </w:t>
+      </w:r>
+      <w:r>
+        <w:rPr>
+          <w:rFonts w:ascii="Consolas" w:hAnsi="Consolas" w:eastAsia="맑은 고딕"/>
+          <w:b w:val="0"/>
+          <w:sz w:val="20"/>
+        </w:rPr>
+        <w:t xml:space="preserve">GUARANTEE_FLASHBACK_DATABASE</w:t>
+      </w:r>
+      <w:r>
+        <w:rPr>
+          <w:rFonts w:ascii="맑은 고딕" w:hAnsi="맑은 고딕" w:eastAsia="맑은 고딕"/>
+          <w:b w:val="0"/>
+          <w:sz w:val="20"/>
+        </w:rPr>
+        <w:t xml:space="preserve"> 값을 확인하고, 그 값이 뜻하는 바와 </w:t>
+      </w:r>
+      <w:r>
+        <w:rPr>
+          <w:rFonts w:ascii="맑은 고딕" w:hAnsi="맑은 고딕" w:eastAsia="맑은 고딕"/>
+          <w:b w:val="0"/>
+          <w:sz w:val="20"/>
+        </w:rPr>
+        <w:t xml:space="preserve">위험</w:t>
+      </w:r>
+      <w:r>
+        <w:rPr>
+          <w:rFonts w:ascii="맑은 고딕" w:hAnsi="맑은 고딕" w:eastAsia="맑은 고딕"/>
+          <w:b w:val="0"/>
+          <w:sz w:val="20"/>
+        </w:rPr>
+        <w:t xml:space="preserve">을 서술할 것</w:t>
       </w:r>
     </w:p>
     <w:p>
@@ -1565,7 +1965,23 @@
           <w:b w:val="0"/>
           <w:sz w:val="20"/>
         </w:rPr>
-        <w:t>- `STORAGE_SIZE` 값을 기록하고, FRA 감시를 어느 값으로 해야 하는지 판정할 것</w:t>
+        <w:t xml:space="preserve">- </w:t>
+      </w:r>
+      <w:r>
+        <w:rPr>
+          <w:rFonts w:ascii="Consolas" w:hAnsi="Consolas" w:eastAsia="맑은 고딕"/>
+          <w:b w:val="0"/>
+          <w:sz w:val="20"/>
+        </w:rPr>
+        <w:t xml:space="preserve">STORAGE_SIZE</w:t>
+      </w:r>
+      <w:r>
+        <w:rPr>
+          <w:rFonts w:ascii="맑은 고딕" w:hAnsi="맑은 고딕" w:eastAsia="맑은 고딕"/>
+          <w:b w:val="0"/>
+          <w:sz w:val="20"/>
+        </w:rPr>
+        <w:t xml:space="preserve"> 값을 기록하고, FRA 감시를 어느 값으로 해야 하는지 판정할 것</w:t>
       </w:r>
     </w:p>
     <w:tbl>
@@ -1628,7 +2044,23 @@
           <w:b w:val="0"/>
           <w:sz w:val="20"/>
         </w:rPr>
-        <w:t>이 절은 실제로 열고 쓴다. 그 사이 Primary 와 데이터가 갈라지고 FRA 가 늘어난다. 마지막에 되돌리고, **되돌아간 것을 데이터로 검증**한다.</w:t>
+        <w:t xml:space="preserve">이 절은 실제로 열고 쓴다. 그 사이 Primary 와 데이터가 갈라지고 FRA 가 늘어난다. 마지막에 되돌리고, </w:t>
+      </w:r>
+      <w:r>
+        <w:rPr>
+          <w:rFonts w:ascii="맑은 고딕" w:hAnsi="맑은 고딕" w:eastAsia="맑은 고딕"/>
+          <w:b w:val="0"/>
+          <w:sz w:val="20"/>
+        </w:rPr>
+        <w:t xml:space="preserve">되돌아간 것을 데이터로 검증</w:t>
+      </w:r>
+      <w:r>
+        <w:rPr>
+          <w:rFonts w:ascii="맑은 고딕" w:hAnsi="맑은 고딕" w:eastAsia="맑은 고딕"/>
+          <w:b w:val="0"/>
+          <w:sz w:val="20"/>
+        </w:rPr>
+        <w:t xml:space="preserve">한다.</w:t>
       </w:r>
     </w:p>
     <w:p>
@@ -1655,7 +2087,23 @@
           <w:b w:val="0"/>
           <w:sz w:val="20"/>
         </w:rPr>
-        <w:t>- 데이터베이스를 열고 `OPEN_MODE` 를 기록할 것</w:t>
+        <w:t xml:space="preserve">- 데이터베이스를 열고 </w:t>
+      </w:r>
+      <w:r>
+        <w:rPr>
+          <w:rFonts w:ascii="Consolas" w:hAnsi="Consolas" w:eastAsia="맑은 고딕"/>
+          <w:b w:val="0"/>
+          <w:sz w:val="20"/>
+        </w:rPr>
+        <w:t xml:space="preserve">OPEN_MODE</w:t>
+      </w:r>
+      <w:r>
+        <w:rPr>
+          <w:rFonts w:ascii="맑은 고딕" w:hAnsi="맑은 고딕" w:eastAsia="맑은 고딕"/>
+          <w:b w:val="0"/>
+          <w:sz w:val="20"/>
+        </w:rPr>
+        <w:t xml:space="preserve"> 를 기록할 것</w:t>
       </w:r>
     </w:p>
     <w:p>
@@ -1683,7 +2131,23 @@
           <w:b w:val="0"/>
           <w:sz w:val="20"/>
         </w:rPr>
-        <w:t>- PDB 를 열고 CDB·PDB 양쪽에서 DDL·DML·`COMMIT` 을 각각 수행할 것</w:t>
+        <w:t xml:space="preserve">- PDB 를 열고 CDB·PDB 양쪽에서 DDL·DML·</w:t>
+      </w:r>
+      <w:r>
+        <w:rPr>
+          <w:rFonts w:ascii="Consolas" w:hAnsi="Consolas" w:eastAsia="맑은 고딕"/>
+          <w:b w:val="0"/>
+          <w:sz w:val="20"/>
+        </w:rPr>
+        <w:t xml:space="preserve">COMMIT</w:t>
+      </w:r>
+      <w:r>
+        <w:rPr>
+          <w:rFonts w:ascii="맑은 고딕" w:hAnsi="맑은 고딕" w:eastAsia="맑은 고딕"/>
+          <w:b w:val="0"/>
+          <w:sz w:val="20"/>
+        </w:rPr>
+        <w:t xml:space="preserve"> 을 각각 수행할 것</w:t>
       </w:r>
     </w:p>
     <w:p>
@@ -1697,7 +2161,23 @@
           <w:b w:val="0"/>
           <w:sz w:val="20"/>
         </w:rPr>
-        <w:t>- **1번에서 심은 기준 데이터를 고칠 것.** 이것이 6번에서 사라져야 한다</w:t>
+        <w:t xml:space="preserve">- </w:t>
+      </w:r>
+      <w:r>
+        <w:rPr>
+          <w:rFonts w:ascii="맑은 고딕" w:hAnsi="맑은 고딕" w:eastAsia="맑은 고딕"/>
+          <w:b w:val="0"/>
+          <w:sz w:val="20"/>
+        </w:rPr>
+        <w:t xml:space="preserve">1번에서 심은 기준 데이터를 고칠 것.</w:t>
+      </w:r>
+      <w:r>
+        <w:rPr>
+          <w:rFonts w:ascii="맑은 고딕" w:hAnsi="맑은 고딕" w:eastAsia="맑은 고딕"/>
+          <w:b w:val="0"/>
+          <w:sz w:val="20"/>
+        </w:rPr>
+        <w:t xml:space="preserve"> 이것이 6번에서 사라져야 한다</w:t>
       </w:r>
     </w:p>
     <w:p>
@@ -1711,7 +2191,23 @@
           <w:b w:val="0"/>
           <w:sz w:val="20"/>
         </w:rPr>
-        <w:t>- `CURRENT_SCN` 을 조회해 3번의 복원 지점 SCN 과 비교할 것. 차이를 수치로 제시할 것</w:t>
+        <w:t xml:space="preserve">- </w:t>
+      </w:r>
+      <w:r>
+        <w:rPr>
+          <w:rFonts w:ascii="Consolas" w:hAnsi="Consolas" w:eastAsia="맑은 고딕"/>
+          <w:b w:val="0"/>
+          <w:sz w:val="20"/>
+        </w:rPr>
+        <w:t xml:space="preserve">CURRENT_SCN</w:t>
+      </w:r>
+      <w:r>
+        <w:rPr>
+          <w:rFonts w:ascii="맑은 고딕" w:hAnsi="맑은 고딕" w:eastAsia="맑은 고딕"/>
+          <w:b w:val="0"/>
+          <w:sz w:val="20"/>
+        </w:rPr>
+        <w:t xml:space="preserve"> 을 조회해 3번의 복원 지점 SCN 과 비교할 것. 차이를 수치로 제시할 것</w:t>
       </w:r>
     </w:p>
     <w:p>
@@ -1738,7 +2234,23 @@
           <w:b w:val="0"/>
           <w:sz w:val="20"/>
         </w:rPr>
-        <w:t>- Snapshot Standby 에서 MRP 를 띄워 볼 것. **오류 번호를 기록**하고, 이 번호를 이 과정에서 몇 번째로 만나는지 밝힐 것</w:t>
+        <w:t xml:space="preserve">- Snapshot Standby 에서 MRP 를 띄워 볼 것. </w:t>
+      </w:r>
+      <w:r>
+        <w:rPr>
+          <w:rFonts w:ascii="맑은 고딕" w:hAnsi="맑은 고딕" w:eastAsia="맑은 고딕"/>
+          <w:b w:val="0"/>
+          <w:sz w:val="20"/>
+        </w:rPr>
+        <w:t xml:space="preserve">오류 번호를 기록</w:t>
+      </w:r>
+      <w:r>
+        <w:rPr>
+          <w:rFonts w:ascii="맑은 고딕" w:hAnsi="맑은 고딕" w:eastAsia="맑은 고딕"/>
+          <w:b w:val="0"/>
+          <w:sz w:val="20"/>
+        </w:rPr>
+        <w:t xml:space="preserve">하고, 이 번호를 이 과정에서 몇 번째로 만나는지 밝힐 것</w:t>
       </w:r>
     </w:p>
     <w:p>
@@ -1752,7 +2264,39 @@
           <w:b w:val="0"/>
           <w:sz w:val="20"/>
         </w:rPr>
-        <w:t>- `RECOVERY_MODE` 와 `MRP0` 개수를 확인할 것</w:t>
+        <w:t xml:space="preserve">- </w:t>
+      </w:r>
+      <w:r>
+        <w:rPr>
+          <w:rFonts w:ascii="Consolas" w:hAnsi="Consolas" w:eastAsia="맑은 고딕"/>
+          <w:b w:val="0"/>
+          <w:sz w:val="20"/>
+        </w:rPr>
+        <w:t xml:space="preserve">RECOVERY_MODE</w:t>
+      </w:r>
+      <w:r>
+        <w:rPr>
+          <w:rFonts w:ascii="맑은 고딕" w:hAnsi="맑은 고딕" w:eastAsia="맑은 고딕"/>
+          <w:b w:val="0"/>
+          <w:sz w:val="20"/>
+        </w:rPr>
+        <w:t xml:space="preserve"> 와 </w:t>
+      </w:r>
+      <w:r>
+        <w:rPr>
+          <w:rFonts w:ascii="Consolas" w:hAnsi="Consolas" w:eastAsia="맑은 고딕"/>
+          <w:b w:val="0"/>
+          <w:sz w:val="20"/>
+        </w:rPr>
+        <w:t xml:space="preserve">MRP0</w:t>
+      </w:r>
+      <w:r>
+        <w:rPr>
+          <w:rFonts w:ascii="맑은 고딕" w:hAnsi="맑은 고딕" w:eastAsia="맑은 고딕"/>
+          <w:b w:val="0"/>
+          <w:sz w:val="20"/>
+        </w:rPr>
+        <w:t xml:space="preserve"> 개수를 확인할 것</w:t>
       </w:r>
     </w:p>
     <w:p>
@@ -1766,7 +2310,23 @@
           <w:b w:val="0"/>
           <w:sz w:val="20"/>
         </w:rPr>
-        <w:t>- **Primary 쪽에서** 목적지 상태를 확인할 것. Primary 가 영향을 받는지 판정할 것</w:t>
+        <w:t xml:space="preserve">- </w:t>
+      </w:r>
+      <w:r>
+        <w:rPr>
+          <w:rFonts w:ascii="맑은 고딕" w:hAnsi="맑은 고딕" w:eastAsia="맑은 고딕"/>
+          <w:b w:val="0"/>
+          <w:sz w:val="20"/>
+        </w:rPr>
+        <w:t xml:space="preserve">Primary 쪽에서</w:t>
+      </w:r>
+      <w:r>
+        <w:rPr>
+          <w:rFonts w:ascii="맑은 고딕" w:hAnsi="맑은 고딕" w:eastAsia="맑은 고딕"/>
+          <w:b w:val="0"/>
+          <w:sz w:val="20"/>
+        </w:rPr>
+        <w:t xml:space="preserve"> 목적지 상태를 확인할 것. Primary 가 영향을 받는지 판정할 것</w:t>
       </w:r>
     </w:p>
     <w:p>
@@ -1780,7 +2340,23 @@
           <w:b w:val="0"/>
           <w:sz w:val="20"/>
         </w:rPr>
-        <w:t>- Primary 에서 데이터를 계속 변경하고 두 지연을 관찰할 것. **두 값이 어떻게 갈라지는지** 기록할 것</w:t>
+        <w:t xml:space="preserve">- Primary 에서 데이터를 계속 변경하고 두 지연을 관찰할 것. </w:t>
+      </w:r>
+      <w:r>
+        <w:rPr>
+          <w:rFonts w:ascii="맑은 고딕" w:hAnsi="맑은 고딕" w:eastAsia="맑은 고딕"/>
+          <w:b w:val="0"/>
+          <w:sz w:val="20"/>
+        </w:rPr>
+        <w:t xml:space="preserve">두 값이 어떻게 갈라지는지</w:t>
+      </w:r>
+      <w:r>
+        <w:rPr>
+          <w:rFonts w:ascii="맑은 고딕" w:hAnsi="맑은 고딕" w:eastAsia="맑은 고딕"/>
+          <w:b w:val="0"/>
+          <w:sz w:val="20"/>
+        </w:rPr>
+        <w:t xml:space="preserve"> 기록할 것</w:t>
       </w:r>
     </w:p>
     <w:p>
@@ -1794,7 +2370,39 @@
           <w:b w:val="0"/>
           <w:sz w:val="20"/>
         </w:rPr>
-        <w:t>- Standby 에서 `RFS` 와 `MRP0` 의 존재 여부를 각각 확인하고 그 조합이 뜻하는 바를 서술할 것</w:t>
+        <w:t xml:space="preserve">- Standby 에서 </w:t>
+      </w:r>
+      <w:r>
+        <w:rPr>
+          <w:rFonts w:ascii="Consolas" w:hAnsi="Consolas" w:eastAsia="맑은 고딕"/>
+          <w:b w:val="0"/>
+          <w:sz w:val="20"/>
+        </w:rPr>
+        <w:t xml:space="preserve">RFS</w:t>
+      </w:r>
+      <w:r>
+        <w:rPr>
+          <w:rFonts w:ascii="맑은 고딕" w:hAnsi="맑은 고딕" w:eastAsia="맑은 고딕"/>
+          <w:b w:val="0"/>
+          <w:sz w:val="20"/>
+        </w:rPr>
+        <w:t xml:space="preserve"> 와 </w:t>
+      </w:r>
+      <w:r>
+        <w:rPr>
+          <w:rFonts w:ascii="Consolas" w:hAnsi="Consolas" w:eastAsia="맑은 고딕"/>
+          <w:b w:val="0"/>
+          <w:sz w:val="20"/>
+        </w:rPr>
+        <w:t xml:space="preserve">MRP0</w:t>
+      </w:r>
+      <w:r>
+        <w:rPr>
+          <w:rFonts w:ascii="맑은 고딕" w:hAnsi="맑은 고딕" w:eastAsia="맑은 고딕"/>
+          <w:b w:val="0"/>
+          <w:sz w:val="20"/>
+        </w:rPr>
+        <w:t xml:space="preserve"> 의 존재 여부를 각각 확인하고 그 조합이 뜻하는 바를 서술할 것</w:t>
       </w:r>
     </w:p>
     <w:p>
@@ -1808,7 +2416,23 @@
           <w:b w:val="0"/>
           <w:sz w:val="20"/>
         </w:rPr>
-        <w:t>- FRA 사용량과 유형별 내역을 다시 조회할 것. 1번과 비교해 **새로 생긴 유형**과 증가량을 제시할 것</w:t>
+        <w:t xml:space="preserve">- FRA 사용량과 유형별 내역을 다시 조회할 것. 1번과 비교해 </w:t>
+      </w:r>
+      <w:r>
+        <w:rPr>
+          <w:rFonts w:ascii="맑은 고딕" w:hAnsi="맑은 고딕" w:eastAsia="맑은 고딕"/>
+          <w:b w:val="0"/>
+          <w:sz w:val="20"/>
+        </w:rPr>
+        <w:t xml:space="preserve">새로 생긴 유형</w:t>
+      </w:r>
+      <w:r>
+        <w:rPr>
+          <w:rFonts w:ascii="맑은 고딕" w:hAnsi="맑은 고딕" w:eastAsia="맑은 고딕"/>
+          <w:b w:val="0"/>
+          <w:sz w:val="20"/>
+        </w:rPr>
+        <w:t xml:space="preserve">과 증가량을 제시할 것</w:t>
       </w:r>
     </w:p>
     <w:p>
@@ -1891,7 +2515,23 @@
           <w:b w:val="0"/>
           <w:sz w:val="20"/>
         </w:rPr>
-        <w:t>- 재기동 후 **MRP 를 먼저 띄우면** 나는 오류 번호를 기록할 것. 올바른 순서를 제시할 것</w:t>
+        <w:t xml:space="preserve">- 재기동 후 </w:t>
+      </w:r>
+      <w:r>
+        <w:rPr>
+          <w:rFonts w:ascii="맑은 고딕" w:hAnsi="맑은 고딕" w:eastAsia="맑은 고딕"/>
+          <w:b w:val="0"/>
+          <w:sz w:val="20"/>
+        </w:rPr>
+        <w:t xml:space="preserve">MRP 를 먼저 띄우면</w:t>
+      </w:r>
+      <w:r>
+        <w:rPr>
+          <w:rFonts w:ascii="맑은 고딕" w:hAnsi="맑은 고딕" w:eastAsia="맑은 고딕"/>
+          <w:b w:val="0"/>
+          <w:sz w:val="20"/>
+        </w:rPr>
+        <w:t xml:space="preserve"> 나는 오류 번호를 기록할 것. 올바른 순서를 제시할 것</w:t>
       </w:r>
     </w:p>
     <w:p>
@@ -1919,7 +2559,23 @@
           <w:b w:val="0"/>
           <w:sz w:val="20"/>
         </w:rPr>
-        <w:t>- **검증** — 1번에서 심고 4번에서 고친 데이터가 어떻게 되었는지 확인할 것. 그 사이 Primary 에서 변경한 것이 적용되었는지도 확인할 것</w:t>
+        <w:t xml:space="preserve">- </w:t>
+      </w:r>
+      <w:r>
+        <w:rPr>
+          <w:rFonts w:ascii="맑은 고딕" w:hAnsi="맑은 고딕" w:eastAsia="맑은 고딕"/>
+          <w:b w:val="0"/>
+          <w:sz w:val="20"/>
+        </w:rPr>
+        <w:t xml:space="preserve">검증</w:t>
+      </w:r>
+      <w:r>
+        <w:rPr>
+          <w:rFonts w:ascii="맑은 고딕" w:hAnsi="맑은 고딕" w:eastAsia="맑은 고딕"/>
+          <w:b w:val="0"/>
+          <w:sz w:val="20"/>
+        </w:rPr>
+        <w:t xml:space="preserve"> — 1번에서 심고 4번에서 고친 데이터가 어떻게 되었는지 확인할 것. 그 사이 Primary 에서 변경한 것이 적용되었는지도 확인할 것</w:t>
       </w:r>
     </w:p>
     <w:p>
@@ -1933,7 +2589,23 @@
           <w:b w:val="0"/>
           <w:sz w:val="20"/>
         </w:rPr>
-        <w:t>- 원복 확인 — 두 지연과 `MRP0` 상태를 1번의 기준 상태와 대조할 것</w:t>
+        <w:t xml:space="preserve">- 원복 확인 — 두 지연과 </w:t>
+      </w:r>
+      <w:r>
+        <w:rPr>
+          <w:rFonts w:ascii="Consolas" w:hAnsi="Consolas" w:eastAsia="맑은 고딕"/>
+          <w:b w:val="0"/>
+          <w:sz w:val="20"/>
+        </w:rPr>
+        <w:t xml:space="preserve">MRP0</w:t>
+      </w:r>
+      <w:r>
+        <w:rPr>
+          <w:rFonts w:ascii="맑은 고딕" w:hAnsi="맑은 고딕" w:eastAsia="맑은 고딕"/>
+          <w:b w:val="0"/>
+          <w:sz w:val="20"/>
+        </w:rPr>
+        <w:t xml:space="preserve"> 상태를 1번의 기준 상태와 대조할 것</w:t>
       </w:r>
     </w:p>
     <w:tbl>
@@ -1996,7 +2668,23 @@
           <w:b w:val="0"/>
           <w:sz w:val="20"/>
         </w:rPr>
-        <w:t>여기부터는 **전환을 실행하지 않는다.** 전제 조건을 실제로 점검하고, 되돌릴 수 있는 준비 작업까지만 수행한 뒤 절차를 설계한다.</w:t>
+        <w:t xml:space="preserve">여기부터는 </w:t>
+      </w:r>
+      <w:r>
+        <w:rPr>
+          <w:rFonts w:ascii="맑은 고딕" w:hAnsi="맑은 고딕" w:eastAsia="맑은 고딕"/>
+          <w:b w:val="0"/>
+          <w:sz w:val="20"/>
+        </w:rPr>
+        <w:t xml:space="preserve">전환을 실행하지 않는다.</w:t>
+      </w:r>
+      <w:r>
+        <w:rPr>
+          <w:rFonts w:ascii="맑은 고딕" w:hAnsi="맑은 고딕" w:eastAsia="맑은 고딕"/>
+          <w:b w:val="0"/>
+          <w:sz w:val="20"/>
+        </w:rPr>
+        <w:t xml:space="preserve"> 전제 조건을 실제로 점검하고, 되돌릴 수 있는 준비 작업까지만 수행한 뒤 절차를 설계한다.</w:t>
       </w:r>
     </w:p>
     <w:p>
@@ -2023,7 +2711,23 @@
           <w:b w:val="0"/>
           <w:sz w:val="20"/>
         </w:rPr>
-        <w:t>- 이 데이터베이스가 CDB 인지 확인할 것. **CDB 에서 Logical Standby 가 성립하는지** 판정하고 근거를 밝힐 것</w:t>
+        <w:t xml:space="preserve">- 이 데이터베이스가 CDB 인지 확인할 것. </w:t>
+      </w:r>
+      <w:r>
+        <w:rPr>
+          <w:rFonts w:ascii="맑은 고딕" w:hAnsi="맑은 고딕" w:eastAsia="맑은 고딕"/>
+          <w:b w:val="0"/>
+          <w:sz w:val="20"/>
+        </w:rPr>
+        <w:t xml:space="preserve">CDB 에서 Logical Standby 가 성립하는지</w:t>
+      </w:r>
+      <w:r>
+        <w:rPr>
+          <w:rFonts w:ascii="맑은 고딕" w:hAnsi="맑은 고딕" w:eastAsia="맑은 고딕"/>
+          <w:b w:val="0"/>
+          <w:sz w:val="20"/>
+        </w:rPr>
+        <w:t xml:space="preserve"> 판정하고 근거를 밝힐 것</w:t>
       </w:r>
     </w:p>
     <w:p>
@@ -2037,7 +2741,23 @@
           <w:b w:val="0"/>
           <w:sz w:val="20"/>
         </w:rPr>
-        <w:t>- 현재 보충 로깅 상태와 `FORCE_LOGGING` 을 조회해 기록할 것</w:t>
+        <w:t xml:space="preserve">- 현재 보충 로깅 상태와 </w:t>
+      </w:r>
+      <w:r>
+        <w:rPr>
+          <w:rFonts w:ascii="Consolas" w:hAnsi="Consolas" w:eastAsia="맑은 고딕"/>
+          <w:b w:val="0"/>
+          <w:sz w:val="20"/>
+        </w:rPr>
+        <w:t xml:space="preserve">FORCE_LOGGING</w:t>
+      </w:r>
+      <w:r>
+        <w:rPr>
+          <w:rFonts w:ascii="맑은 고딕" w:hAnsi="맑은 고딕" w:eastAsia="맑은 고딕"/>
+          <w:b w:val="0"/>
+          <w:sz w:val="20"/>
+        </w:rPr>
+        <w:t xml:space="preserve"> 을 조회해 기록할 것</w:t>
       </w:r>
     </w:p>
     <w:p>
@@ -2079,7 +2799,23 @@
           <w:b w:val="0"/>
           <w:sz w:val="20"/>
         </w:rPr>
-        <w:t>- 복제에서 제외되는 스키마 목록을 조회할 것. **몇 개인지** 세고 대부분이 어떤 성격인지 밝힐 것</w:t>
+        <w:t xml:space="preserve">- 복제에서 제외되는 스키마 목록을 조회할 것. </w:t>
+      </w:r>
+      <w:r>
+        <w:rPr>
+          <w:rFonts w:ascii="맑은 고딕" w:hAnsi="맑은 고딕" w:eastAsia="맑은 고딕"/>
+          <w:b w:val="0"/>
+          <w:sz w:val="20"/>
+        </w:rPr>
+        <w:t xml:space="preserve">몇 개인지</w:t>
+      </w:r>
+      <w:r>
+        <w:rPr>
+          <w:rFonts w:ascii="맑은 고딕" w:hAnsi="맑은 고딕" w:eastAsia="맑은 고딕"/>
+          <w:b w:val="0"/>
+          <w:sz w:val="20"/>
+        </w:rPr>
+        <w:t xml:space="preserve"> 세고 대부분이 어떤 성격인지 밝힐 것</w:t>
       </w:r>
     </w:p>
     <w:p>
@@ -2093,7 +2829,23 @@
           <w:b w:val="0"/>
           <w:sz w:val="20"/>
         </w:rPr>
-        <w:t>- 위 조회에 쓴 뷰 가운데 **존재하지 않는 이름**을 하나 만들어 조회해 볼 것. 오류 번호를 기록하고 열 이름 오류와 구분할 것</w:t>
+        <w:t xml:space="preserve">- 위 조회에 쓴 뷰 가운데 </w:t>
+      </w:r>
+      <w:r>
+        <w:rPr>
+          <w:rFonts w:ascii="맑은 고딕" w:hAnsi="맑은 고딕" w:eastAsia="맑은 고딕"/>
+          <w:b w:val="0"/>
+          <w:sz w:val="20"/>
+        </w:rPr>
+        <w:t xml:space="preserve">존재하지 않는 이름</w:t>
+      </w:r>
+      <w:r>
+        <w:rPr>
+          <w:rFonts w:ascii="맑은 고딕" w:hAnsi="맑은 고딕" w:eastAsia="맑은 고딕"/>
+          <w:b w:val="0"/>
+          <w:sz w:val="20"/>
+        </w:rPr>
+        <w:t xml:space="preserve">을 하나 만들어 조회해 볼 것. 오류 번호를 기록하고 열 이름 오류와 구분할 것</w:t>
       </w:r>
     </w:p>
     <w:p>
@@ -2134,7 +2886,39 @@
           <w:b w:val="0"/>
           <w:sz w:val="20"/>
         </w:rPr>
-        <w:t>- 실행 **전후**의 보충 로깅 상태를 대조할 것. **직접 켠 적이 없는데 바뀐 값**을 지목할 것</w:t>
+        <w:t xml:space="preserve">- 실행 </w:t>
+      </w:r>
+      <w:r>
+        <w:rPr>
+          <w:rFonts w:ascii="맑은 고딕" w:hAnsi="맑은 고딕" w:eastAsia="맑은 고딕"/>
+          <w:b w:val="0"/>
+          <w:sz w:val="20"/>
+        </w:rPr>
+        <w:t xml:space="preserve">전후</w:t>
+      </w:r>
+      <w:r>
+        <w:rPr>
+          <w:rFonts w:ascii="맑은 고딕" w:hAnsi="맑은 고딕" w:eastAsia="맑은 고딕"/>
+          <w:b w:val="0"/>
+          <w:sz w:val="20"/>
+        </w:rPr>
+        <w:t xml:space="preserve">의 보충 로깅 상태를 대조할 것. </w:t>
+      </w:r>
+      <w:r>
+        <w:rPr>
+          <w:rFonts w:ascii="맑은 고딕" w:hAnsi="맑은 고딕" w:eastAsia="맑은 고딕"/>
+          <w:b w:val="0"/>
+          <w:sz w:val="20"/>
+        </w:rPr>
+        <w:t xml:space="preserve">직접 켠 적이 없는데 바뀐 값</w:t>
+      </w:r>
+      <w:r>
+        <w:rPr>
+          <w:rFonts w:ascii="맑은 고딕" w:hAnsi="맑은 고딕" w:eastAsia="맑은 고딕"/>
+          <w:b w:val="0"/>
+          <w:sz w:val="20"/>
+        </w:rPr>
+        <w:t xml:space="preserve">을 지목할 것</w:t>
       </w:r>
     </w:p>
     <w:p>
@@ -2162,7 +2946,39 @@
           <w:b w:val="0"/>
           <w:sz w:val="20"/>
         </w:rPr>
-        <w:t>- 딕셔너리를 담은 아카이브 로그를 찾을 것. 어떤 열로 식별하는지 밝히고 **열 이름에 주의**할 것 (`START` 가 아니다)</w:t>
+        <w:t xml:space="preserve">- 딕셔너리를 담은 아카이브 로그를 찾을 것. 어떤 열로 식별하는지 밝히고 </w:t>
+      </w:r>
+      <w:r>
+        <w:rPr>
+          <w:rFonts w:ascii="맑은 고딕" w:hAnsi="맑은 고딕" w:eastAsia="맑은 고딕"/>
+          <w:b w:val="0"/>
+          <w:sz w:val="20"/>
+        </w:rPr>
+        <w:t xml:space="preserve">열 이름에 주의</w:t>
+      </w:r>
+      <w:r>
+        <w:rPr>
+          <w:rFonts w:ascii="맑은 고딕" w:hAnsi="맑은 고딕" w:eastAsia="맑은 고딕"/>
+          <w:b w:val="0"/>
+          <w:sz w:val="20"/>
+        </w:rPr>
+        <w:t xml:space="preserve">할 것 (</w:t>
+      </w:r>
+      <w:r>
+        <w:rPr>
+          <w:rFonts w:ascii="Consolas" w:hAnsi="Consolas" w:eastAsia="맑은 고딕"/>
+          <w:b w:val="0"/>
+          <w:sz w:val="20"/>
+        </w:rPr>
+        <w:t xml:space="preserve">START</w:t>
+      </w:r>
+      <w:r>
+        <w:rPr>
+          <w:rFonts w:ascii="맑은 고딕" w:hAnsi="맑은 고딕" w:eastAsia="맑은 고딕"/>
+          <w:b w:val="0"/>
+          <w:sz w:val="20"/>
+        </w:rPr>
+        <w:t xml:space="preserve"> 가 아니다)</w:t>
       </w:r>
     </w:p>
     <w:p>
@@ -2176,7 +2992,23 @@
           <w:b w:val="0"/>
           <w:sz w:val="20"/>
         </w:rPr>
-        <w:t>- **Standby 에서 같은 프로시저를 실행해 볼 것.** 오류 번호를 기록하고, 실패했는데도 무엇이 바뀌는지 서술할 것</w:t>
+        <w:t xml:space="preserve">- </w:t>
+      </w:r>
+      <w:r>
+        <w:rPr>
+          <w:rFonts w:ascii="맑은 고딕" w:hAnsi="맑은 고딕" w:eastAsia="맑은 고딕"/>
+          <w:b w:val="0"/>
+          <w:sz w:val="20"/>
+        </w:rPr>
+        <w:t xml:space="preserve">Standby 에서 같은 프로시저를 실행해 볼 것.</w:t>
+      </w:r>
+      <w:r>
+        <w:rPr>
+          <w:rFonts w:ascii="맑은 고딕" w:hAnsi="맑은 고딕" w:eastAsia="맑은 고딕"/>
+          <w:b w:val="0"/>
+          <w:sz w:val="20"/>
+        </w:rPr>
+        <w:t xml:space="preserve"> 오류 번호를 기록하고, 실패했는데도 무엇이 바뀌는지 서술할 것</w:t>
       </w:r>
     </w:p>
     <w:p>
@@ -2190,7 +3022,23 @@
           <w:b w:val="0"/>
           <w:sz w:val="20"/>
         </w:rPr>
-        <w:t>- 이 프로시저를 실행하는 **올바른 시점**을 밝힐 것 — 적용이 돌고 있을 때 실행하면 어떻게 되는가</w:t>
+        <w:t xml:space="preserve">- 이 프로시저를 실행하는 </w:t>
+      </w:r>
+      <w:r>
+        <w:rPr>
+          <w:rFonts w:ascii="맑은 고딕" w:hAnsi="맑은 고딕" w:eastAsia="맑은 고딕"/>
+          <w:b w:val="0"/>
+          <w:sz w:val="20"/>
+        </w:rPr>
+        <w:t xml:space="preserve">올바른 시점</w:t>
+      </w:r>
+      <w:r>
+        <w:rPr>
+          <w:rFonts w:ascii="맑은 고딕" w:hAnsi="맑은 고딕" w:eastAsia="맑은 고딕"/>
+          <w:b w:val="0"/>
+          <w:sz w:val="20"/>
+        </w:rPr>
+        <w:t xml:space="preserve">을 밝힐 것 — 적용이 돌고 있을 때 실행하면 어떻게 되는가</w:t>
       </w:r>
     </w:p>
     <w:p>
@@ -2231,7 +3079,39 @@
           <w:b w:val="0"/>
           <w:sz w:val="20"/>
         </w:rPr>
-        <w:t>- 전환 명령의 두 가지 형태를 제시하고 표로 비교할 것 — `DB_NAME`·`DBID`·역할 전환 가능 여부·쓰임</w:t>
+        <w:t xml:space="preserve">- 전환 명령의 두 가지 형태를 제시하고 표로 비교할 것 — </w:t>
+      </w:r>
+      <w:r>
+        <w:rPr>
+          <w:rFonts w:ascii="Consolas" w:hAnsi="Consolas" w:eastAsia="맑은 고딕"/>
+          <w:b w:val="0"/>
+          <w:sz w:val="20"/>
+        </w:rPr>
+        <w:t xml:space="preserve">DB_NAME</w:t>
+      </w:r>
+      <w:r>
+        <w:rPr>
+          <w:rFonts w:ascii="맑은 고딕" w:hAnsi="맑은 고딕" w:eastAsia="맑은 고딕"/>
+          <w:b w:val="0"/>
+          <w:sz w:val="20"/>
+        </w:rPr>
+        <w:t xml:space="preserve">·</w:t>
+      </w:r>
+      <w:r>
+        <w:rPr>
+          <w:rFonts w:ascii="Consolas" w:hAnsi="Consolas" w:eastAsia="맑은 고딕"/>
+          <w:b w:val="0"/>
+          <w:sz w:val="20"/>
+        </w:rPr>
+        <w:t xml:space="preserve">DBID</w:t>
+      </w:r>
+      <w:r>
+        <w:rPr>
+          <w:rFonts w:ascii="맑은 고딕" w:hAnsi="맑은 고딕" w:eastAsia="맑은 고딕"/>
+          <w:b w:val="0"/>
+          <w:sz w:val="20"/>
+        </w:rPr>
+        <w:t xml:space="preserve">·역할 전환 가능 여부·쓰임</w:t>
       </w:r>
     </w:p>
     <w:p>
@@ -2259,7 +3139,23 @@
           <w:b w:val="0"/>
           <w:sz w:val="20"/>
         </w:rPr>
-        <w:t>- 아래 출력 ②는 오류가 아니라 **끝나지 않는** 상태다. 무엇을 기다리고 있는지 지목하고 원인을 두 단계로 설명할 것</w:t>
+        <w:t xml:space="preserve">- 아래 출력 ②는 오류가 아니라 </w:t>
+      </w:r>
+      <w:r>
+        <w:rPr>
+          <w:rFonts w:ascii="맑은 고딕" w:hAnsi="맑은 고딕" w:eastAsia="맑은 고딕"/>
+          <w:b w:val="0"/>
+          <w:sz w:val="20"/>
+        </w:rPr>
+        <w:t xml:space="preserve">끝나지 않는</w:t>
+      </w:r>
+      <w:r>
+        <w:rPr>
+          <w:rFonts w:ascii="맑은 고딕" w:hAnsi="맑은 고딕" w:eastAsia="맑은 고딕"/>
+          <w:b w:val="0"/>
+          <w:sz w:val="20"/>
+        </w:rPr>
+        <w:t xml:space="preserve"> 상태다. 무엇을 기다리고 있는지 지목하고 원인을 두 단계로 설명할 것</w:t>
       </w:r>
     </w:p>
     <w:p>
@@ -2570,7 +3466,23 @@
           <w:b w:val="0"/>
           <w:sz w:val="20"/>
         </w:rPr>
-        <w:t>이 절도 실행하지 않는다. **주어진 출력을 판독**하고, 운영 절차를 설계한다. 판독의 핵심은 "오류처럼 보이는 것이 정상"이라는 점이다.</w:t>
+        <w:t xml:space="preserve">이 절도 실행하지 않는다. </w:t>
+      </w:r>
+      <w:r>
+        <w:rPr>
+          <w:rFonts w:ascii="맑은 고딕" w:hAnsi="맑은 고딕" w:eastAsia="맑은 고딕"/>
+          <w:b w:val="0"/>
+          <w:sz w:val="20"/>
+        </w:rPr>
+        <w:t xml:space="preserve">주어진 출력을 판독</w:t>
+      </w:r>
+      <w:r>
+        <w:rPr>
+          <w:rFonts w:ascii="맑은 고딕" w:hAnsi="맑은 고딕" w:eastAsia="맑은 고딕"/>
+          <w:b w:val="0"/>
+          <w:sz w:val="20"/>
+        </w:rPr>
+        <w:t xml:space="preserve">하고, 운영 절차를 설계한다. 판독의 핵심은 "오류처럼 보이는 것이 정상"이라는 점이다.</w:t>
       </w:r>
     </w:p>
     <w:p>
@@ -2597,7 +3509,23 @@
           <w:b w:val="0"/>
           <w:sz w:val="20"/>
         </w:rPr>
-        <w:t>- Logical Standby 를 여는 명령과 그 결과의 `OPEN_MODE` 를 제시할 것. Snapshot Standby 와 무엇이 같고 무엇이 다른지 밝힐 것</w:t>
+        <w:t xml:space="preserve">- Logical Standby 를 여는 명령과 그 결과의 </w:t>
+      </w:r>
+      <w:r>
+        <w:rPr>
+          <w:rFonts w:ascii="Consolas" w:hAnsi="Consolas" w:eastAsia="맑은 고딕"/>
+          <w:b w:val="0"/>
+          <w:sz w:val="20"/>
+        </w:rPr>
+        <w:t xml:space="preserve">OPEN_MODE</w:t>
+      </w:r>
+      <w:r>
+        <w:rPr>
+          <w:rFonts w:ascii="맑은 고딕" w:hAnsi="맑은 고딕" w:eastAsia="맑은 고딕"/>
+          <w:b w:val="0"/>
+          <w:sz w:val="20"/>
+        </w:rPr>
+        <w:t xml:space="preserve"> 를 제시할 것. Snapshot Standby 와 무엇이 같고 무엇이 다른지 밝힐 것</w:t>
       </w:r>
     </w:p>
     <w:p>
@@ -2625,7 +3553,23 @@
           <w:b w:val="0"/>
           <w:sz w:val="20"/>
         </w:rPr>
-        <w:t>- SQL Apply 를 기동하는 명령을 제시할 것. `IMMEDIATE` 가 무엇에 해당하는지 7장의 개념과 연결할 것</w:t>
+        <w:t xml:space="preserve">- SQL Apply 를 기동하는 명령을 제시할 것. </w:t>
+      </w:r>
+      <w:r>
+        <w:rPr>
+          <w:rFonts w:ascii="Consolas" w:hAnsi="Consolas" w:eastAsia="맑은 고딕"/>
+          <w:b w:val="0"/>
+          <w:sz w:val="20"/>
+        </w:rPr>
+        <w:t xml:space="preserve">IMMEDIATE</w:t>
+      </w:r>
+      <w:r>
+        <w:rPr>
+          <w:rFonts w:ascii="맑은 고딕" w:hAnsi="맑은 고딕" w:eastAsia="맑은 고딕"/>
+          <w:b w:val="0"/>
+          <w:sz w:val="20"/>
+        </w:rPr>
+        <w:t xml:space="preserve"> 가 무엇에 해당하는지 7장의 개념과 연결할 것</w:t>
       </w:r>
     </w:p>
     <w:p>
@@ -2639,7 +3583,23 @@
           <w:b w:val="0"/>
           <w:sz w:val="20"/>
         </w:rPr>
-        <w:t>- 아래 출력 ①(기동 직후)과 ②(안정 후)를 대조할 것. 프로세스 **종류와 개수**를 각각 세고 차이를 설명할 것</w:t>
+        <w:t xml:space="preserve">- 아래 출력 ①(기동 직후)과 ②(안정 후)를 대조할 것. 프로세스 </w:t>
+      </w:r>
+      <w:r>
+        <w:rPr>
+          <w:rFonts w:ascii="맑은 고딕" w:hAnsi="맑은 고딕" w:eastAsia="맑은 고딕"/>
+          <w:b w:val="0"/>
+          <w:sz w:val="20"/>
+        </w:rPr>
+        <w:t xml:space="preserve">종류와 개수</w:t>
+      </w:r>
+      <w:r>
+        <w:rPr>
+          <w:rFonts w:ascii="맑은 고딕" w:hAnsi="맑은 고딕" w:eastAsia="맑은 고딕"/>
+          <w:b w:val="0"/>
+          <w:sz w:val="20"/>
+        </w:rPr>
+        <w:t xml:space="preserve">를 각각 세고 차이를 설명할 것</w:t>
       </w:r>
     </w:p>
     <w:p>
@@ -2653,7 +3613,23 @@
           <w:b w:val="0"/>
           <w:sz w:val="20"/>
         </w:rPr>
-        <w:t>- 출력에 나오는 오류 번호 네 가지를 각각 해석할 것. **어느 것이 문제이고 어느 것이 정상인지** 판정할 것</w:t>
+        <w:t xml:space="preserve">- 출력에 나오는 오류 번호 네 가지를 각각 해석할 것. </w:t>
+      </w:r>
+      <w:r>
+        <w:rPr>
+          <w:rFonts w:ascii="맑은 고딕" w:hAnsi="맑은 고딕" w:eastAsia="맑은 고딕"/>
+          <w:b w:val="0"/>
+          <w:sz w:val="20"/>
+        </w:rPr>
+        <w:t xml:space="preserve">어느 것이 문제이고 어느 것이 정상인지</w:t>
+      </w:r>
+      <w:r>
+        <w:rPr>
+          <w:rFonts w:ascii="맑은 고딕" w:hAnsi="맑은 고딕" w:eastAsia="맑은 고딕"/>
+          <w:b w:val="0"/>
+          <w:sz w:val="20"/>
+        </w:rPr>
+        <w:t xml:space="preserve"> 판정할 것</w:t>
       </w:r>
     </w:p>
     <w:p>
@@ -2869,7 +3845,39 @@
           <w:b w:val="0"/>
           <w:sz w:val="20"/>
         </w:rPr>
-        <w:t>- 아래 출력에서 PDB 의 표는 복제되었는데 `SYSTEM` 스키마의 표는 복제되지 않았다. **그 이유**를 밝힐 것</w:t>
+        <w:t xml:space="preserve">- 아래 출력에서 PDB 의 표는 복제되었는데 </w:t>
+      </w:r>
+      <w:r>
+        <w:rPr>
+          <w:rFonts w:ascii="Consolas" w:hAnsi="Consolas" w:eastAsia="맑은 고딕"/>
+          <w:b w:val="0"/>
+          <w:sz w:val="20"/>
+        </w:rPr>
+        <w:t xml:space="preserve">SYSTEM</w:t>
+      </w:r>
+      <w:r>
+        <w:rPr>
+          <w:rFonts w:ascii="맑은 고딕" w:hAnsi="맑은 고딕" w:eastAsia="맑은 고딕"/>
+          <w:b w:val="0"/>
+          <w:sz w:val="20"/>
+        </w:rPr>
+        <w:t xml:space="preserve"> 스키마의 표는 복제되지 않았다. </w:t>
+      </w:r>
+      <w:r>
+        <w:rPr>
+          <w:rFonts w:ascii="맑은 고딕" w:hAnsi="맑은 고딕" w:eastAsia="맑은 고딕"/>
+          <w:b w:val="0"/>
+          <w:sz w:val="20"/>
+        </w:rPr>
+        <w:t xml:space="preserve">그 이유</w:t>
+      </w:r>
+      <w:r>
+        <w:rPr>
+          <w:rFonts w:ascii="맑은 고딕" w:hAnsi="맑은 고딕" w:eastAsia="맑은 고딕"/>
+          <w:b w:val="0"/>
+          <w:sz w:val="20"/>
+        </w:rPr>
+        <w:t xml:space="preserve">를 밝힐 것</w:t>
       </w:r>
     </w:p>
     <w:p>
@@ -2897,7 +3905,23 @@
           <w:b w:val="0"/>
           <w:sz w:val="20"/>
         </w:rPr>
-        <w:t>- `V$LOGSTDBY_STATS` 에서 읽을 수 있는 항목을 다섯 가지 이상 들고 각각의 의미를 밝힐 것</w:t>
+        <w:t xml:space="preserve">- </w:t>
+      </w:r>
+      <w:r>
+        <w:rPr>
+          <w:rFonts w:ascii="Consolas" w:hAnsi="Consolas" w:eastAsia="맑은 고딕"/>
+          <w:b w:val="0"/>
+          <w:sz w:val="20"/>
+        </w:rPr>
+        <w:t xml:space="preserve">V$LOGSTDBY_STATS</w:t>
+      </w:r>
+      <w:r>
+        <w:rPr>
+          <w:rFonts w:ascii="맑은 고딕" w:hAnsi="맑은 고딕" w:eastAsia="맑은 고딕"/>
+          <w:b w:val="0"/>
+          <w:sz w:val="20"/>
+        </w:rPr>
+        <w:t xml:space="preserve"> 에서 읽을 수 있는 항목을 다섯 가지 이상 들고 각각의 의미를 밝힐 것</w:t>
       </w:r>
     </w:p>
     <w:p>
@@ -2911,7 +3935,39 @@
           <w:b w:val="0"/>
           <w:sz w:val="20"/>
         </w:rPr>
-        <w:t>- `DBA_LOGSTDBY_PROGRESS` 의 열 가운데 **존재하지 않는 것**을 하나 지목할 것 (조회하면 오류가 난다)</w:t>
+        <w:t xml:space="preserve">- </w:t>
+      </w:r>
+      <w:r>
+        <w:rPr>
+          <w:rFonts w:ascii="Consolas" w:hAnsi="Consolas" w:eastAsia="맑은 고딕"/>
+          <w:b w:val="0"/>
+          <w:sz w:val="20"/>
+        </w:rPr>
+        <w:t xml:space="preserve">DBA_LOGSTDBY_PROGRESS</w:t>
+      </w:r>
+      <w:r>
+        <w:rPr>
+          <w:rFonts w:ascii="맑은 고딕" w:hAnsi="맑은 고딕" w:eastAsia="맑은 고딕"/>
+          <w:b w:val="0"/>
+          <w:sz w:val="20"/>
+        </w:rPr>
+        <w:t xml:space="preserve"> 의 열 가운데 </w:t>
+      </w:r>
+      <w:r>
+        <w:rPr>
+          <w:rFonts w:ascii="맑은 고딕" w:hAnsi="맑은 고딕" w:eastAsia="맑은 고딕"/>
+          <w:b w:val="0"/>
+          <w:sz w:val="20"/>
+        </w:rPr>
+        <w:t xml:space="preserve">존재하지 않는 것</w:t>
+      </w:r>
+      <w:r>
+        <w:rPr>
+          <w:rFonts w:ascii="맑은 고딕" w:hAnsi="맑은 고딕" w:eastAsia="맑은 고딕"/>
+          <w:b w:val="0"/>
+          <w:sz w:val="20"/>
+        </w:rPr>
+        <w:t xml:space="preserve">을 하나 지목할 것 (조회하면 오류가 난다)</w:t>
       </w:r>
     </w:p>
     <w:p>
@@ -2939,7 +3995,23 @@
           <w:b w:val="0"/>
           <w:sz w:val="20"/>
         </w:rPr>
-        <w:t>- Physical Standby 의 `V$DATAGUARD_STATS` 를 Logical Standby 에서 조회하면 어떻게 되는지 밝히고, 그때 무엇으로 대신하는지 제시할 것</w:t>
+        <w:t xml:space="preserve">- Physical Standby 의 </w:t>
+      </w:r>
+      <w:r>
+        <w:rPr>
+          <w:rFonts w:ascii="Consolas" w:hAnsi="Consolas" w:eastAsia="맑은 고딕"/>
+          <w:b w:val="0"/>
+          <w:sz w:val="20"/>
+        </w:rPr>
+        <w:t xml:space="preserve">V$DATAGUARD_STATS</w:t>
+      </w:r>
+      <w:r>
+        <w:rPr>
+          <w:rFonts w:ascii="맑은 고딕" w:hAnsi="맑은 고딕" w:eastAsia="맑은 고딕"/>
+          <w:b w:val="0"/>
+          <w:sz w:val="20"/>
+        </w:rPr>
+        <w:t xml:space="preserve"> 를 Logical Standby 에서 조회하면 어떻게 되는지 밝히고, 그때 무엇으로 대신하는지 제시할 것</w:t>
       </w:r>
     </w:p>
     <w:p>
@@ -3064,7 +4136,23 @@
           <w:b w:val="0"/>
           <w:sz w:val="20"/>
         </w:rPr>
-        <w:t>- **적용이 도는 중에 규칙을 추가하면** 어떻게 되는지 밝힐 것. 성공하는지, 반영되는지를 구분할 것</w:t>
+        <w:t xml:space="preserve">- </w:t>
+      </w:r>
+      <w:r>
+        <w:rPr>
+          <w:rFonts w:ascii="맑은 고딕" w:hAnsi="맑은 고딕" w:eastAsia="맑은 고딕"/>
+          <w:b w:val="0"/>
+          <w:sz w:val="20"/>
+        </w:rPr>
+        <w:t xml:space="preserve">적용이 도는 중에 규칙을 추가하면</w:t>
+      </w:r>
+      <w:r>
+        <w:rPr>
+          <w:rFonts w:ascii="맑은 고딕" w:hAnsi="맑은 고딕" w:eastAsia="맑은 고딕"/>
+          <w:b w:val="0"/>
+          <w:sz w:val="20"/>
+        </w:rPr>
+        <w:t xml:space="preserve"> 어떻게 되는지 밝힐 것. 성공하는지, 반영되는지를 구분할 것</w:t>
       </w:r>
     </w:p>
     <w:p>
@@ -3134,7 +4222,23 @@
           <w:b w:val="0"/>
           <w:sz w:val="20"/>
         </w:rPr>
-        <w:t>- `DBMS_LOGSTDBY` 로 조정할 수 있는 파라미터를 두 가지 이상 들고 무엇을 바꾸는지 밝힐 것</w:t>
+        <w:t xml:space="preserve">- </w:t>
+      </w:r>
+      <w:r>
+        <w:rPr>
+          <w:rFonts w:ascii="Consolas" w:hAnsi="Consolas" w:eastAsia="맑은 고딕"/>
+          <w:b w:val="0"/>
+          <w:sz w:val="20"/>
+        </w:rPr>
+        <w:t xml:space="preserve">DBMS_LOGSTDBY</w:t>
+      </w:r>
+      <w:r>
+        <w:rPr>
+          <w:rFonts w:ascii="맑은 고딕" w:hAnsi="맑은 고딕" w:eastAsia="맑은 고딕"/>
+          <w:b w:val="0"/>
+          <w:sz w:val="20"/>
+        </w:rPr>
+        <w:t xml:space="preserve"> 로 조정할 수 있는 파라미터를 두 가지 이상 들고 무엇을 바꾸는지 밝힐 것</w:t>
       </w:r>
     </w:p>
     <w:tbl>
@@ -3252,7 +4356,55 @@
           <w:b w:val="0"/>
           <w:sz w:val="20"/>
         </w:rPr>
-        <w:t>- 세 값(`NONE`·`STANDBY`·`ALL`)이 각각 무엇을 막는지 표로 정리할 것</w:t>
+        <w:t xml:space="preserve">- 세 값(</w:t>
+      </w:r>
+      <w:r>
+        <w:rPr>
+          <w:rFonts w:ascii="Consolas" w:hAnsi="Consolas" w:eastAsia="맑은 고딕"/>
+          <w:b w:val="0"/>
+          <w:sz w:val="20"/>
+        </w:rPr>
+        <w:t xml:space="preserve">NONE</w:t>
+      </w:r>
+      <w:r>
+        <w:rPr>
+          <w:rFonts w:ascii="맑은 고딕" w:hAnsi="맑은 고딕" w:eastAsia="맑은 고딕"/>
+          <w:b w:val="0"/>
+          <w:sz w:val="20"/>
+        </w:rPr>
+        <w:t xml:space="preserve">·</w:t>
+      </w:r>
+      <w:r>
+        <w:rPr>
+          <w:rFonts w:ascii="Consolas" w:hAnsi="Consolas" w:eastAsia="맑은 고딕"/>
+          <w:b w:val="0"/>
+          <w:sz w:val="20"/>
+        </w:rPr>
+        <w:t xml:space="preserve">STANDBY</w:t>
+      </w:r>
+      <w:r>
+        <w:rPr>
+          <w:rFonts w:ascii="맑은 고딕" w:hAnsi="맑은 고딕" w:eastAsia="맑은 고딕"/>
+          <w:b w:val="0"/>
+          <w:sz w:val="20"/>
+        </w:rPr>
+        <w:t xml:space="preserve">·</w:t>
+      </w:r>
+      <w:r>
+        <w:rPr>
+          <w:rFonts w:ascii="Consolas" w:hAnsi="Consolas" w:eastAsia="맑은 고딕"/>
+          <w:b w:val="0"/>
+          <w:sz w:val="20"/>
+        </w:rPr>
+        <w:t xml:space="preserve">ALL</w:t>
+      </w:r>
+      <w:r>
+        <w:rPr>
+          <w:rFonts w:ascii="맑은 고딕" w:hAnsi="맑은 고딕" w:eastAsia="맑은 고딕"/>
+          <w:b w:val="0"/>
+          <w:sz w:val="20"/>
+        </w:rPr>
+        <w:t xml:space="preserve">)이 각각 무엇을 막는지 표로 정리할 것</w:t>
       </w:r>
     </w:p>
     <w:p>
@@ -3266,7 +4418,23 @@
           <w:b w:val="0"/>
           <w:sz w:val="20"/>
         </w:rPr>
-        <w:t>- 아래 출력을 판독할 것. **문서의 설명과 실측이 어긋나는 지점**을 지목하고, 그 사실이 주는 교훈을 서술할 것</w:t>
+        <w:t xml:space="preserve">- 아래 출력을 판독할 것. </w:t>
+      </w:r>
+      <w:r>
+        <w:rPr>
+          <w:rFonts w:ascii="맑은 고딕" w:hAnsi="맑은 고딕" w:eastAsia="맑은 고딕"/>
+          <w:b w:val="0"/>
+          <w:sz w:val="20"/>
+        </w:rPr>
+        <w:t xml:space="preserve">문서의 설명과 실측이 어긋나는 지점</w:t>
+      </w:r>
+      <w:r>
+        <w:rPr>
+          <w:rFonts w:ascii="맑은 고딕" w:hAnsi="맑은 고딕" w:eastAsia="맑은 고딕"/>
+          <w:b w:val="0"/>
+          <w:sz w:val="20"/>
+        </w:rPr>
+        <w:t xml:space="preserve">을 지목하고, 그 사실이 주는 교훈을 서술할 것</w:t>
       </w:r>
     </w:p>
     <w:p>
@@ -3404,7 +4572,23 @@
           <w:b w:val="0"/>
           <w:sz w:val="20"/>
         </w:rPr>
-        <w:t>- 가드가 `ALL` 인 상태에서도 변경할 수 있는 계정을 지목하고, 그것이 예외인 이유를 밝힐 것</w:t>
+        <w:t xml:space="preserve">- 가드가 </w:t>
+      </w:r>
+      <w:r>
+        <w:rPr>
+          <w:rFonts w:ascii="Consolas" w:hAnsi="Consolas" w:eastAsia="맑은 고딕"/>
+          <w:b w:val="0"/>
+          <w:sz w:val="20"/>
+        </w:rPr>
+        <w:t xml:space="preserve">ALL</w:t>
+      </w:r>
+      <w:r>
+        <w:rPr>
+          <w:rFonts w:ascii="맑은 고딕" w:hAnsi="맑은 고딕" w:eastAsia="맑은 고딕"/>
+          <w:b w:val="0"/>
+          <w:sz w:val="20"/>
+        </w:rPr>
+        <w:t xml:space="preserve"> 인 상태에서도 변경할 수 있는 계정을 지목하고, 그것이 예외인 이유를 밝힐 것</w:t>
       </w:r>
     </w:p>
     <w:p>
@@ -3432,7 +4616,23 @@
           <w:b w:val="0"/>
           <w:sz w:val="20"/>
         </w:rPr>
-        <w:t>- 이 사고가 **언제 드러나는지** 밝힐 것. 고친 즉시인가, 나중인가</w:t>
+        <w:t xml:space="preserve">- 이 사고가 </w:t>
+      </w:r>
+      <w:r>
+        <w:rPr>
+          <w:rFonts w:ascii="맑은 고딕" w:hAnsi="맑은 고딕" w:eastAsia="맑은 고딕"/>
+          <w:b w:val="0"/>
+          <w:sz w:val="20"/>
+        </w:rPr>
+        <w:t xml:space="preserve">언제 드러나는지</w:t>
+      </w:r>
+      <w:r>
+        <w:rPr>
+          <w:rFonts w:ascii="맑은 고딕" w:hAnsi="맑은 고딕" w:eastAsia="맑은 고딕"/>
+          <w:b w:val="0"/>
+          <w:sz w:val="20"/>
+        </w:rPr>
+        <w:t xml:space="preserve"> 밝힐 것. 고친 즉시인가, 나중인가</w:t>
       </w:r>
     </w:p>
     <w:p>
@@ -3501,7 +4701,23 @@
           <w:b w:val="0"/>
           <w:sz w:val="20"/>
         </w:rPr>
-        <w:t>- 아래 출력에서 **진짜 원인**을 지목할 것. 나머지 두 행이 무엇인지도 밝힐 것</w:t>
+        <w:t xml:space="preserve">- 아래 출력에서 </w:t>
+      </w:r>
+      <w:r>
+        <w:rPr>
+          <w:rFonts w:ascii="맑은 고딕" w:hAnsi="맑은 고딕" w:eastAsia="맑은 고딕"/>
+          <w:b w:val="0"/>
+          <w:sz w:val="20"/>
+        </w:rPr>
+        <w:t xml:space="preserve">진짜 원인</w:t>
+      </w:r>
+      <w:r>
+        <w:rPr>
+          <w:rFonts w:ascii="맑은 고딕" w:hAnsi="맑은 고딕" w:eastAsia="맑은 고딕"/>
+          <w:b w:val="0"/>
+          <w:sz w:val="20"/>
+        </w:rPr>
+        <w:t xml:space="preserve">을 지목할 것. 나머지 두 행이 무엇인지도 밝힐 것</w:t>
       </w:r>
     </w:p>
     <w:p>
@@ -3543,7 +4759,23 @@
           <w:b w:val="0"/>
           <w:sz w:val="20"/>
         </w:rPr>
-        <w:t>- 복구 선택지를 두 가지 이상 제시하고 각각의 결과를 밝힐 것. **건너뛰기와 원인 제거의 차이**를 반드시 포함할 것</w:t>
+        <w:t xml:space="preserve">- 복구 선택지를 두 가지 이상 제시하고 각각의 결과를 밝힐 것. </w:t>
+      </w:r>
+      <w:r>
+        <w:rPr>
+          <w:rFonts w:ascii="맑은 고딕" w:hAnsi="맑은 고딕" w:eastAsia="맑은 고딕"/>
+          <w:b w:val="0"/>
+          <w:sz w:val="20"/>
+        </w:rPr>
+        <w:t xml:space="preserve">건너뛰기와 원인 제거의 차이</w:t>
+      </w:r>
+      <w:r>
+        <w:rPr>
+          <w:rFonts w:ascii="맑은 고딕" w:hAnsi="맑은 고딕" w:eastAsia="맑은 고딕"/>
+          <w:b w:val="0"/>
+          <w:sz w:val="20"/>
+        </w:rPr>
+        <w:t xml:space="preserve">를 반드시 포함할 것</w:t>
       </w:r>
     </w:p>
     <w:p>
@@ -3750,7 +4982,23 @@
           <w:b w:val="0"/>
           <w:sz w:val="20"/>
         </w:rPr>
-        <w:t>- 두 유형과 Physical Standby 를 포함해 **"Standby 를 쓰기 가능하게 만드는 세 가지 방법"** 을 정리하고 각각을 언제 고를지 제시할 것</w:t>
+        <w:t xml:space="preserve">- 두 유형과 Physical Standby 를 포함해 </w:t>
+      </w:r>
+      <w:r>
+        <w:rPr>
+          <w:rFonts w:ascii="맑은 고딕" w:hAnsi="맑은 고딕" w:eastAsia="맑은 고딕"/>
+          <w:b w:val="0"/>
+          <w:sz w:val="20"/>
+        </w:rPr>
+        <w:t xml:space="preserve">"Standby 를 쓰기 가능하게 만드는 세 가지 방법"</w:t>
+      </w:r>
+      <w:r>
+        <w:rPr>
+          <w:rFonts w:ascii="맑은 고딕" w:hAnsi="맑은 고딕" w:eastAsia="맑은 고딕"/>
+          <w:b w:val="0"/>
+          <w:sz w:val="20"/>
+        </w:rPr>
+        <w:t xml:space="preserve"> 을 정리하고 각각을 언제 고를지 제시할 것</w:t>
       </w:r>
     </w:p>
     <w:p>
@@ -3764,7 +5012,23 @@
           <w:b w:val="0"/>
           <w:sz w:val="20"/>
         </w:rPr>
-        <w:t>- 이 시험에서 만난 `ORA-01665` 의 발생 사례를 모두 나열하고, 그것을 하나의 규칙으로 정리할 것</w:t>
+        <w:t xml:space="preserve">- 이 시험에서 만난 </w:t>
+      </w:r>
+      <w:r>
+        <w:rPr>
+          <w:rFonts w:ascii="Consolas" w:hAnsi="Consolas" w:eastAsia="맑은 고딕"/>
+          <w:b w:val="0"/>
+          <w:sz w:val="20"/>
+        </w:rPr>
+        <w:t xml:space="preserve">ORA-01665</w:t>
+      </w:r>
+      <w:r>
+        <w:rPr>
+          <w:rFonts w:ascii="맑은 고딕" w:hAnsi="맑은 고딕" w:eastAsia="맑은 고딕"/>
+          <w:b w:val="0"/>
+          <w:sz w:val="20"/>
+        </w:rPr>
+        <w:t xml:space="preserve"> 의 발생 사례를 모두 나열하고, 그것을 하나의 규칙으로 정리할 것</w:t>
       </w:r>
     </w:p>
     <w:tbl>
@@ -4045,11 +5309,27 @@
             </w:pPr>
             <w:r>
               <w:rPr>
+                <w:rFonts w:ascii="Consolas" w:hAnsi="Consolas" w:eastAsia="맑은 고딕"/>
+                <w:b w:val="0"/>
+                <w:sz w:val="19"/>
+              </w:rPr>
+              <w:t xml:space="preserve">ALTER DATABASE RECOVER TO LOGICAL STANDBY</w:t>
+            </w:r>
+            <w:r>
+              <w:rPr>
                 <w:rFonts w:ascii="맑은 고딕" w:hAnsi="맑은 고딕" w:eastAsia="맑은 고딕"/>
                 <w:b w:val="0"/>
                 <w:sz w:val="19"/>
               </w:rPr>
-              <w:t>**`ALTER DATABASE RECOVER TO LOGICAL STANDBY` 를 실행한 경우 시험 전체 0점** (되돌릴 수 없다)</w:t>
+              <w:t xml:space="preserve"> 를 실행한 경우 시험 전체 0점</w:t>
+            </w:r>
+            <w:r>
+              <w:rPr>
+                <w:rFonts w:ascii="맑은 고딕" w:hAnsi="맑은 고딕" w:eastAsia="맑은 고딕"/>
+                <w:b w:val="0"/>
+                <w:sz w:val="19"/>
+              </w:rPr>
+              <w:t xml:space="preserve"> (되돌릴 수 없다)</w:t>
             </w:r>
           </w:p>
         </w:tc>
@@ -4207,6 +5487,8 @@
     </w:tbl>
     <w:p/>
     <w:sectPr>
+      <w:headerReference w:type="default" r:id="rId9"/>
+      <w:footerReference w:type="default" r:id="rId10"/>
       <w:pgSz w:w="12240" w:h="15840"/>
       <w:pgMar w:top="1440" w:right="1584" w:bottom="1440" w:left="1584" w:header="720" w:footer="720" w:gutter="0"/>
       <w:cols w:space="720"/>
@@ -4214,6 +5496,26 @@
     </w:sectPr>
   </w:body>
 </w:document>
+</file>
+
+<file path=word/footer1.xml><?xml version="1.0" encoding="utf-8"?>
+<w:ftr xmlns:m="http://schemas.openxmlformats.org/officeDocument/2006/math" xmlns:mc="http://schemas.openxmlformats.org/markup-compatibility/2006" xmlns:mo="http://schemas.microsoft.com/office/mac/office/2008/main" xmlns:mv="urn:schemas-microsoft-com:mac:vml" xmlns:o="urn:schemas-microsoft-com:office:office" xmlns:r="http://schemas.openxmlformats.org/officeDocument/2006/relationships" xmlns:v="urn:schemas-microsoft-com:vml" xmlns:w10="urn:schemas-microsoft-com:office:word" xmlns:w14="http://schemas.microsoft.com/office/word/2010/wordml" xmlns:w="http://schemas.openxmlformats.org/wordprocessingml/2006/main" xmlns:wne="http://schemas.microsoft.com/office/word/2006/wordml" xmlns:wp14="http://schemas.microsoft.com/office/word/2010/wordprocessingDrawing" xmlns:wp="http://schemas.openxmlformats.org/drawingml/2006/wordprocessingDrawing" xmlns:wpc="http://schemas.microsoft.com/office/word/2010/wordprocessingCanvas" xmlns:wpg="http://schemas.microsoft.com/office/word/2010/wordprocessingGroup" xmlns:wpi="http://schemas.microsoft.com/office/word/2010/wordprocessingInk" xmlns:wps="http://schemas.microsoft.com/office/word/2010/wordprocessingShape" mc:Ignorable="w14 wp14">
+  <w:p>
+    <w:pPr>
+      <w:pStyle w:val="Footer"/>
+    </w:pPr>
+  </w:p>
+</w:ftr>
+</file>
+
+<file path=word/header1.xml><?xml version="1.0" encoding="utf-8"?>
+<w:hdr xmlns:m="http://schemas.openxmlformats.org/officeDocument/2006/math" xmlns:mc="http://schemas.openxmlformats.org/markup-compatibility/2006" xmlns:mo="http://schemas.microsoft.com/office/mac/office/2008/main" xmlns:mv="urn:schemas-microsoft-com:mac:vml" xmlns:o="urn:schemas-microsoft-com:office:office" xmlns:r="http://schemas.openxmlformats.org/officeDocument/2006/relationships" xmlns:v="urn:schemas-microsoft-com:vml" xmlns:w10="urn:schemas-microsoft-com:office:word" xmlns:w14="http://schemas.microsoft.com/office/word/2010/wordml" xmlns:w="http://schemas.openxmlformats.org/wordprocessingml/2006/main" xmlns:wne="http://schemas.microsoft.com/office/word/2006/wordml" xmlns:wp14="http://schemas.microsoft.com/office/word/2010/wordprocessingDrawing" xmlns:wp="http://schemas.openxmlformats.org/drawingml/2006/wordprocessingDrawing" xmlns:wpc="http://schemas.microsoft.com/office/word/2010/wordprocessingCanvas" xmlns:wpg="http://schemas.microsoft.com/office/word/2010/wordprocessingGroup" xmlns:wpi="http://schemas.microsoft.com/office/word/2010/wordprocessingInk" xmlns:wps="http://schemas.microsoft.com/office/word/2010/wordprocessingShape" mc:Ignorable="w14 wp14">
+  <w:p>
+    <w:pPr>
+      <w:pStyle w:val="Header"/>
+    </w:pPr>
+  </w:p>
+</w:hdr>
 </file>
 
 <file path=word/numbering.xml><?xml version="1.0" encoding="utf-8"?>
